--- a/大四專題報告.docx
+++ b/大四專題報告.docx
@@ -6325,7 +6325,229 @@
         <w:pStyle w:val="Heading2"/>
       </w:pPr>
       <w:r>
-        <w:t>6.2 三分鐘口試展示腳本</w:t>
+        <w:t>6.2 系統畫面與主要操作</w:t>
+      </w:r>
+    </w:p>
+    <w:p>
+      <w:pPr>
+        <w:jc w:val="both"/>
+      </w:pPr>
+      <w:r>
+        <w:rPr>
+          <w:rFonts w:ascii="Microsoft JhengHei" w:hAnsi="Microsoft JhengHei" w:eastAsia="Microsoft JhengHei"/>
+          <w:color w:val="000000"/>
+          <w:sz w:val="22"/>
+        </w:rPr>
+        <w:t>圖 6-1 至圖 6-3 為 2026 年 8 月線上部署版本的實際操作畫面。截圖使用內建示範資料，目的在證明介面與分析流程可運作；畫面中的數值不可解讀為淡江大學宿舍的正式量測成果。</w:t>
+      </w:r>
+    </w:p>
+    <w:p>
+      <w:pPr>
+        <w:keepNext/>
+        <w:jc w:val="center"/>
+      </w:pPr>
+      <w:r>
+        <w:drawing>
+          <wp:inline xmlns:a="http://schemas.openxmlformats.org/drawingml/2006/main" xmlns:pic="http://schemas.openxmlformats.org/drawingml/2006/picture">
+            <wp:extent cx="5577840" cy="3137535"/>
+            <wp:docPr id="5" name="Picture 5" descr="圖 6-1　系統首頁、整體用電 KPI 與月份趨勢" title="圖 6-1　系統首頁、整體用電 KPI 與月份趨勢"/>
+            <wp:cNvGraphicFramePr>
+              <a:graphicFrameLocks noChangeAspect="1"/>
+            </wp:cNvGraphicFramePr>
+            <a:graphic>
+              <a:graphicData uri="http://schemas.openxmlformats.org/drawingml/2006/picture">
+                <pic:pic>
+                  <pic:nvPicPr>
+                    <pic:cNvPr id="0" name="預覽-首頁.png"/>
+                    <pic:cNvPicPr/>
+                  </pic:nvPicPr>
+                  <pic:blipFill>
+                    <a:blip r:embed="rId15"/>
+                    <a:stretch>
+                      <a:fillRect/>
+                    </a:stretch>
+                  </pic:blipFill>
+                  <pic:spPr>
+                    <a:xfrm>
+                      <a:off x="0" y="0"/>
+                      <a:ext cx="5577840" cy="3137535"/>
+                    </a:xfrm>
+                    <a:prstGeom prst="rect"/>
+                  </pic:spPr>
+                </pic:pic>
+              </a:graphicData>
+            </a:graphic>
+          </wp:inline>
+        </w:drawing>
+      </w:r>
+    </w:p>
+    <w:p>
+      <w:pPr>
+        <w:spacing w:before="80" w:after="160"/>
+        <w:jc w:val="center"/>
+      </w:pPr>
+      <w:r>
+        <w:rPr>
+          <w:rFonts w:ascii="Microsoft JhengHei" w:hAnsi="Microsoft JhengHei" w:eastAsia="Microsoft JhengHei"/>
+          <w:color w:val="667085"/>
+          <w:sz w:val="19"/>
+        </w:rPr>
+        <w:t>圖 6-1　系統首頁、整體用電 KPI 與月份趨勢</w:t>
+      </w:r>
+    </w:p>
+    <w:p>
+      <w:pPr>
+        <w:jc w:val="both"/>
+      </w:pPr>
+      <w:r>
+        <w:rPr>
+          <w:rFonts w:ascii="Microsoft JhengHei" w:hAnsi="Microsoft JhengHei" w:eastAsia="Microsoft JhengHei"/>
+          <w:color w:val="000000"/>
+          <w:sz w:val="22"/>
+        </w:rPr>
+        <w:t>首頁先以總用電、估計電費、最高用電期間及每人每日平均用電建立管理摘要，再由下拉選單進入六個分析頁面。此設計讓口試展示能先回答『整體發生什麼事』，再深入解釋影響因素與模型。</w:t>
+      </w:r>
+    </w:p>
+    <w:p>
+      <w:pPr>
+        <w:keepNext/>
+        <w:jc w:val="center"/>
+      </w:pPr>
+      <w:r>
+        <w:drawing>
+          <wp:inline xmlns:a="http://schemas.openxmlformats.org/drawingml/2006/main" xmlns:pic="http://schemas.openxmlformats.org/drawingml/2006/picture">
+            <wp:extent cx="5577840" cy="3137535"/>
+            <wp:docPr id="6" name="Picture 6" descr="圖 6-2　下月用電預測與留一法交叉驗證指標" title="圖 6-2　下月用電預測與留一法交叉驗證指標"/>
+            <wp:cNvGraphicFramePr>
+              <a:graphicFrameLocks noChangeAspect="1"/>
+            </wp:cNvGraphicFramePr>
+            <a:graphic>
+              <a:graphicData uri="http://schemas.openxmlformats.org/drawingml/2006/picture">
+                <pic:pic>
+                  <pic:nvPicPr>
+                    <pic:cNvPr id="0" name="預覽-用電預測.png"/>
+                    <pic:cNvPicPr/>
+                  </pic:nvPicPr>
+                  <pic:blipFill>
+                    <a:blip r:embed="rId16"/>
+                    <a:stretch>
+                      <a:fillRect/>
+                    </a:stretch>
+                  </pic:blipFill>
+                  <pic:spPr>
+                    <a:xfrm>
+                      <a:off x="0" y="0"/>
+                      <a:ext cx="5577840" cy="3137535"/>
+                    </a:xfrm>
+                    <a:prstGeom prst="rect"/>
+                  </pic:spPr>
+                </pic:pic>
+              </a:graphicData>
+            </a:graphic>
+          </wp:inline>
+        </w:drawing>
+      </w:r>
+    </w:p>
+    <w:p>
+      <w:pPr>
+        <w:spacing w:before="80" w:after="160"/>
+        <w:jc w:val="center"/>
+      </w:pPr>
+      <w:r>
+        <w:rPr>
+          <w:rFonts w:ascii="Microsoft JhengHei" w:hAnsi="Microsoft JhengHei" w:eastAsia="Microsoft JhengHei"/>
+          <w:color w:val="667085"/>
+          <w:sz w:val="19"/>
+        </w:rPr>
+        <w:t>圖 6-2　下月用電預測與留一法交叉驗證指標</w:t>
+      </w:r>
+    </w:p>
+    <w:p>
+      <w:pPr>
+        <w:jc w:val="both"/>
+      </w:pPr>
+      <w:r>
+        <w:rPr>
+          <w:rFonts w:ascii="Microsoft JhengHei" w:hAnsi="Microsoft JhengHei" w:eastAsia="Microsoft JhengHei"/>
+          <w:color w:val="000000"/>
+          <w:sz w:val="22"/>
+        </w:rPr>
+        <w:t>預測頁同時呈現 CV R²、MAE、RMSE、MAPE 與相較歷史平均基準的改善率，避免只顯示單一預測值。使用者可再輸入住宿人數、住宿天數、開館天數與溫度，產生下一期情境預測及參考範圍。</w:t>
+      </w:r>
+    </w:p>
+    <w:p>
+      <w:pPr>
+        <w:keepNext/>
+        <w:jc w:val="center"/>
+      </w:pPr>
+      <w:r>
+        <w:drawing>
+          <wp:inline xmlns:a="http://schemas.openxmlformats.org/drawingml/2006/main" xmlns:pic="http://schemas.openxmlformats.org/drawingml/2006/picture">
+            <wp:extent cx="5577840" cy="3137535"/>
+            <wp:docPr id="7" name="Picture 7" descr="圖 6-3　冷氣機型、分時耗電與故障風險分析" title="圖 6-3　冷氣機型、分時耗電與故障風險分析"/>
+            <wp:cNvGraphicFramePr>
+              <a:graphicFrameLocks noChangeAspect="1"/>
+            </wp:cNvGraphicFramePr>
+            <a:graphic>
+              <a:graphicData uri="http://schemas.openxmlformats.org/drawingml/2006/picture">
+                <pic:pic>
+                  <pic:nvPicPr>
+                    <pic:cNvPr id="0" name="預覽-冷氣風險.png"/>
+                    <pic:cNvPicPr/>
+                  </pic:nvPicPr>
+                  <pic:blipFill>
+                    <a:blip r:embed="rId17"/>
+                    <a:stretch>
+                      <a:fillRect/>
+                    </a:stretch>
+                  </pic:blipFill>
+                  <pic:spPr>
+                    <a:xfrm>
+                      <a:off x="0" y="0"/>
+                      <a:ext cx="5577840" cy="3137535"/>
+                    </a:xfrm>
+                    <a:prstGeom prst="rect"/>
+                  </pic:spPr>
+                </pic:pic>
+              </a:graphicData>
+            </a:graphic>
+          </wp:inline>
+        </w:drawing>
+      </w:r>
+    </w:p>
+    <w:p>
+      <w:pPr>
+        <w:spacing w:before="80" w:after="160"/>
+        <w:jc w:val="center"/>
+      </w:pPr>
+      <w:r>
+        <w:rPr>
+          <w:rFonts w:ascii="Microsoft JhengHei" w:hAnsi="Microsoft JhengHei" w:eastAsia="Microsoft JhengHei"/>
+          <w:color w:val="667085"/>
+          <w:sz w:val="19"/>
+        </w:rPr>
+        <w:t>圖 6-3　冷氣機型、分時耗電與故障風險分析</w:t>
+      </w:r>
+    </w:p>
+    <w:p>
+      <w:pPr>
+        <w:jc w:val="both"/>
+      </w:pPr>
+      <w:r>
+        <w:rPr>
+          <w:rFonts w:ascii="Microsoft JhengHei" w:hAnsi="Microsoft JhengHei" w:eastAsia="Microsoft JhengHei"/>
+          <w:color w:val="000000"/>
+          <w:sz w:val="22"/>
+        </w:rPr>
+        <w:t>冷氣頁可調整機型、額定功率、台數、溫度、設定溫度、四個時段使用率、機齡與保養條件，輸出分時耗電、年度工程風險及維護建議；另可匯入完整設備清冊進行批次排序。</w:t>
+      </w:r>
+    </w:p>
+    <w:p>
+      <w:pPr>
+        <w:pStyle w:val="Heading2"/>
+      </w:pPr>
+      <w:r>
+        <w:t>6.3 三分鐘口試展示腳本</w:t>
       </w:r>
     </w:p>
     <w:tbl>
@@ -6824,7 +7046,7 @@
         <w:pStyle w:val="Heading2"/>
       </w:pPr>
       <w:r>
-        <w:t>6.3 系統驗收條件</w:t>
+        <w:t>6.4 系統驗收條件</w:t>
       </w:r>
     </w:p>
     <w:p>
@@ -6912,7 +7134,7 @@
         <w:pStyle w:val="Heading2"/>
       </w:pPr>
       <w:r>
-        <w:t>6.4 專題交付物</w:t>
+        <w:t>6.5 專題交付物</w:t>
       </w:r>
     </w:p>
     <w:tbl>
